--- a/עבודה-חוברת/תוצר/תקציר-מנהלים.docx
+++ b/עבודה-חוברת/תוצר/תקציר-מנהלים.docx
@@ -6,7 +6,6 @@
       <w:pPr>
         <w:pStyle w:val="Heading1"/>
         <w:bidi w:val="1"/>
-        <w:jc w:val="right"/>
       </w:pPr>
       <w:r>
         <w:rPr>
@@ -19,7 +18,6 @@
       <w:pPr>
         <w:pStyle w:val="Heading2"/>
         <w:bidi w:val="1"/>
-        <w:jc w:val="right"/>
       </w:pPr>
       <w:r>
         <w:rPr>
@@ -31,7 +29,6 @@
     <w:p>
       <w:pPr>
         <w:bidi w:val="1"/>
-        <w:jc w:val="right"/>
       </w:pPr>
       <w:r>
         <w:rPr>
@@ -43,7 +40,6 @@
     <w:p>
       <w:pPr>
         <w:bidi w:val="1"/>
-        <w:jc w:val="right"/>
       </w:pPr>
       <w:r>
         <w:rPr>
@@ -55,7 +51,6 @@
     <w:p>
       <w:pPr>
         <w:bidi w:val="1"/>
-        <w:jc w:val="right"/>
       </w:pPr>
       <w:r>
         <w:rPr>
@@ -75,7 +70,6 @@
     <w:p>
       <w:pPr>
         <w:bidi w:val="1"/>
-        <w:jc w:val="right"/>
       </w:pPr>
       <w:r>
         <w:rPr>
@@ -95,7 +89,6 @@
     <w:p>
       <w:pPr>
         <w:bidi w:val="1"/>
-        <w:jc w:val="right"/>
       </w:pPr>
       <w:r>
         <w:rPr>
@@ -115,7 +108,6 @@
     <w:p>
       <w:pPr>
         <w:bidi w:val="1"/>
-        <w:jc w:val="right"/>
       </w:pPr>
       <w:r>
         <w:rPr>
@@ -135,7 +127,6 @@
     <w:p>
       <w:pPr>
         <w:bidi w:val="1"/>
-        <w:jc w:val="right"/>
       </w:pPr>
       <w:r>
         <w:rPr>
@@ -155,7 +146,6 @@
     <w:p>
       <w:pPr>
         <w:bidi w:val="1"/>
-        <w:jc w:val="right"/>
       </w:pPr>
       <w:r>
         <w:rPr>
@@ -175,7 +165,6 @@
     <w:p>
       <w:pPr>
         <w:bidi w:val="1"/>
-        <w:jc w:val="right"/>
       </w:pPr>
       <w:r>
         <w:rPr>
@@ -195,7 +184,6 @@
     <w:p>
       <w:pPr>
         <w:bidi w:val="1"/>
-        <w:jc w:val="right"/>
       </w:pPr>
       <w:r>
         <w:rPr>
@@ -215,7 +203,6 @@
     <w:p>
       <w:pPr>
         <w:bidi w:val="1"/>
-        <w:jc w:val="right"/>
       </w:pPr>
       <w:r>
         <w:rPr>
@@ -235,7 +222,6 @@
     <w:p>
       <w:pPr>
         <w:bidi w:val="1"/>
-        <w:jc w:val="right"/>
       </w:pPr>
       <w:r>
         <w:rPr>
@@ -255,7 +241,6 @@
     <w:p>
       <w:pPr>
         <w:bidi w:val="1"/>
-        <w:jc w:val="right"/>
       </w:pPr>
       <w:r>
         <w:rPr>
@@ -286,6 +271,9 @@
     </w:pPr>
     <w:fldSimple w:instr=" PAGE \* MERGEFORMAT ">
       <w:r>
+        <w:rPr>
+          <w:rFonts w:ascii="David" w:hAnsi="David" w:cs="David"/>
+        </w:rPr>
         <w:t>1</w:t>
       </w:r>
     </w:fldSimple>
@@ -727,12 +715,10 @@
     <w:rPr>
       <w:rFonts w:asciiTheme="majorHAnsi" w:eastAsiaTheme="majorEastAsia" w:hAnsiTheme="majorHAnsi" w:cstheme="majorBidi" w:ascii="David" w:hAnsi="David" w:cs="David"/>
       <w:b/>
-      <w:bCs/>
+      <w:bCs w:val="1"/>
       <w:color w:val="365F91" w:themeColor="accent1" w:themeShade="BF"/>
       <w:sz w:val="40"/>
-      <w:szCs w:val="28"/>
       <w:szCs w:val="40"/>
-      <w:bCs w:val="1"/>
     </w:rPr>
   </w:style>
   <w:style w:type="paragraph" w:styleId="Heading2">
@@ -754,12 +740,10 @@
     <w:rPr>
       <w:rFonts w:asciiTheme="majorHAnsi" w:eastAsiaTheme="majorEastAsia" w:hAnsiTheme="majorHAnsi" w:cstheme="majorBidi" w:ascii="David" w:hAnsi="David" w:cs="David"/>
       <w:b/>
-      <w:bCs/>
+      <w:bCs w:val="1"/>
       <w:color w:val="4F81BD" w:themeColor="accent1"/>
       <w:sz w:val="32"/>
-      <w:szCs w:val="26"/>
       <w:szCs w:val="32"/>
-      <w:bCs w:val="1"/>
     </w:rPr>
   </w:style>
   <w:style w:type="paragraph" w:styleId="Heading3">

--- a/עבודה-חוברת/תוצר/תקציר-מנהלים.docx
+++ b/עבודה-חוברת/תוצר/תקציר-מנהלים.docx
@@ -493,10 +493,12 @@
         <w:sz w:val="22"/>
         <w:szCs w:val="22"/>
         <w:lang w:val="en-US" w:eastAsia="en-US" w:bidi="ar-SA"/>
+        <w:rtl/>
       </w:rPr>
     </w:rPrDefault>
     <w:pPrDefault>
       <w:pPr>
+        <w:bidi/>
         <w:spacing w:after="200" w:line="276" w:lineRule="auto"/>
       </w:pPr>
     </w:pPrDefault>

--- a/עבודה-חוברת/תוצר/תקציר-מנהלים.docx
+++ b/עבודה-חוברת/תוצר/תקציר-מנהלים.docx
@@ -6,6 +6,7 @@
       <w:pPr>
         <w:pStyle w:val="Heading1"/>
         <w:bidi w:val="1"/>
+        <w:jc w:val="center"/>
       </w:pPr>
       <w:r>
         <w:rPr>
@@ -18,6 +19,7 @@
       <w:pPr>
         <w:pStyle w:val="Heading2"/>
         <w:bidi w:val="1"/>
+        <w:jc w:val="center"/>
       </w:pPr>
       <w:r>
         <w:rPr>
@@ -29,6 +31,7 @@
     <w:p>
       <w:pPr>
         <w:bidi w:val="1"/>
+        <w:jc w:val="both"/>
       </w:pPr>
       <w:r>
         <w:rPr>
@@ -40,6 +43,7 @@
     <w:p>
       <w:pPr>
         <w:bidi w:val="1"/>
+        <w:jc w:val="both"/>
       </w:pPr>
       <w:r>
         <w:rPr>
@@ -51,6 +55,7 @@
     <w:p>
       <w:pPr>
         <w:bidi w:val="1"/>
+        <w:jc w:val="both"/>
       </w:pPr>
       <w:r>
         <w:rPr>
@@ -70,6 +75,7 @@
     <w:p>
       <w:pPr>
         <w:bidi w:val="1"/>
+        <w:jc w:val="both"/>
       </w:pPr>
       <w:r>
         <w:rPr>
@@ -89,6 +95,7 @@
     <w:p>
       <w:pPr>
         <w:bidi w:val="1"/>
+        <w:jc w:val="both"/>
       </w:pPr>
       <w:r>
         <w:rPr>
@@ -108,6 +115,7 @@
     <w:p>
       <w:pPr>
         <w:bidi w:val="1"/>
+        <w:jc w:val="both"/>
       </w:pPr>
       <w:r>
         <w:rPr>
@@ -127,6 +135,7 @@
     <w:p>
       <w:pPr>
         <w:bidi w:val="1"/>
+        <w:jc w:val="both"/>
       </w:pPr>
       <w:r>
         <w:rPr>
@@ -146,6 +155,7 @@
     <w:p>
       <w:pPr>
         <w:bidi w:val="1"/>
+        <w:jc w:val="both"/>
       </w:pPr>
       <w:r>
         <w:rPr>
@@ -165,6 +175,7 @@
     <w:p>
       <w:pPr>
         <w:bidi w:val="1"/>
+        <w:jc w:val="both"/>
       </w:pPr>
       <w:r>
         <w:rPr>
@@ -184,6 +195,7 @@
     <w:p>
       <w:pPr>
         <w:bidi w:val="1"/>
+        <w:jc w:val="both"/>
       </w:pPr>
       <w:r>
         <w:rPr>
@@ -203,6 +215,7 @@
     <w:p>
       <w:pPr>
         <w:bidi w:val="1"/>
+        <w:jc w:val="both"/>
       </w:pPr>
       <w:r>
         <w:rPr>
@@ -222,6 +235,7 @@
     <w:p>
       <w:pPr>
         <w:bidi w:val="1"/>
+        <w:jc w:val="both"/>
       </w:pPr>
       <w:r>
         <w:rPr>
@@ -241,6 +255,7 @@
     <w:p>
       <w:pPr>
         <w:bidi w:val="1"/>
+        <w:jc w:val="both"/>
       </w:pPr>
       <w:r>
         <w:rPr>

--- a/עבודה-חוברת/תוצר/תקציר-מנהלים.docx
+++ b/עבודה-חוברת/תוצר/תקציר-מנהלים.docx
@@ -31,7 +31,6 @@
     <w:p>
       <w:pPr>
         <w:bidi w:val="1"/>
-        <w:jc w:val="both"/>
       </w:pPr>
       <w:r>
         <w:rPr>
@@ -43,7 +42,6 @@
     <w:p>
       <w:pPr>
         <w:bidi w:val="1"/>
-        <w:jc w:val="both"/>
       </w:pPr>
       <w:r>
         <w:rPr>
@@ -55,7 +53,6 @@
     <w:p>
       <w:pPr>
         <w:bidi w:val="1"/>
-        <w:jc w:val="both"/>
       </w:pPr>
       <w:r>
         <w:rPr>
@@ -75,7 +72,6 @@
     <w:p>
       <w:pPr>
         <w:bidi w:val="1"/>
-        <w:jc w:val="both"/>
       </w:pPr>
       <w:r>
         <w:rPr>
@@ -95,7 +91,6 @@
     <w:p>
       <w:pPr>
         <w:bidi w:val="1"/>
-        <w:jc w:val="both"/>
       </w:pPr>
       <w:r>
         <w:rPr>
@@ -115,7 +110,6 @@
     <w:p>
       <w:pPr>
         <w:bidi w:val="1"/>
-        <w:jc w:val="both"/>
       </w:pPr>
       <w:r>
         <w:rPr>
@@ -135,7 +129,6 @@
     <w:p>
       <w:pPr>
         <w:bidi w:val="1"/>
-        <w:jc w:val="both"/>
       </w:pPr>
       <w:r>
         <w:rPr>
@@ -155,7 +148,6 @@
     <w:p>
       <w:pPr>
         <w:bidi w:val="1"/>
-        <w:jc w:val="both"/>
       </w:pPr>
       <w:r>
         <w:rPr>
@@ -175,7 +167,6 @@
     <w:p>
       <w:pPr>
         <w:bidi w:val="1"/>
-        <w:jc w:val="both"/>
       </w:pPr>
       <w:r>
         <w:rPr>
@@ -195,7 +186,6 @@
     <w:p>
       <w:pPr>
         <w:bidi w:val="1"/>
-        <w:jc w:val="both"/>
       </w:pPr>
       <w:r>
         <w:rPr>
@@ -215,7 +205,6 @@
     <w:p>
       <w:pPr>
         <w:bidi w:val="1"/>
-        <w:jc w:val="both"/>
       </w:pPr>
       <w:r>
         <w:rPr>
@@ -235,7 +224,6 @@
     <w:p>
       <w:pPr>
         <w:bidi w:val="1"/>
-        <w:jc w:val="both"/>
       </w:pPr>
       <w:r>
         <w:rPr>
@@ -255,7 +243,6 @@
     <w:p>
       <w:pPr>
         <w:bidi w:val="1"/>
-        <w:jc w:val="both"/>
       </w:pPr>
       <w:r>
         <w:rPr>

--- a/עבודה-חוברת/תוצר/תקציר-מנהלים.docx
+++ b/עבודה-חוברת/תוצר/תקציר-מנהלים.docx
@@ -31,6 +31,7 @@
     <w:p>
       <w:pPr>
         <w:bidi w:val="1"/>
+        <w:jc w:val="both"/>
       </w:pPr>
       <w:r>
         <w:rPr>
@@ -42,6 +43,7 @@
     <w:p>
       <w:pPr>
         <w:bidi w:val="1"/>
+        <w:jc w:val="both"/>
       </w:pPr>
       <w:r>
         <w:rPr>
@@ -53,6 +55,7 @@
     <w:p>
       <w:pPr>
         <w:bidi w:val="1"/>
+        <w:jc w:val="both"/>
       </w:pPr>
       <w:r>
         <w:rPr>
@@ -72,6 +75,7 @@
     <w:p>
       <w:pPr>
         <w:bidi w:val="1"/>
+        <w:jc w:val="both"/>
       </w:pPr>
       <w:r>
         <w:rPr>
@@ -91,6 +95,7 @@
     <w:p>
       <w:pPr>
         <w:bidi w:val="1"/>
+        <w:jc w:val="both"/>
       </w:pPr>
       <w:r>
         <w:rPr>
@@ -110,6 +115,7 @@
     <w:p>
       <w:pPr>
         <w:bidi w:val="1"/>
+        <w:jc w:val="both"/>
       </w:pPr>
       <w:r>
         <w:rPr>
@@ -129,6 +135,7 @@
     <w:p>
       <w:pPr>
         <w:bidi w:val="1"/>
+        <w:jc w:val="both"/>
       </w:pPr>
       <w:r>
         <w:rPr>
@@ -148,6 +155,7 @@
     <w:p>
       <w:pPr>
         <w:bidi w:val="1"/>
+        <w:jc w:val="both"/>
       </w:pPr>
       <w:r>
         <w:rPr>
@@ -167,6 +175,7 @@
     <w:p>
       <w:pPr>
         <w:bidi w:val="1"/>
+        <w:jc w:val="both"/>
       </w:pPr>
       <w:r>
         <w:rPr>
@@ -186,6 +195,7 @@
     <w:p>
       <w:pPr>
         <w:bidi w:val="1"/>
+        <w:jc w:val="both"/>
       </w:pPr>
       <w:r>
         <w:rPr>
@@ -205,6 +215,7 @@
     <w:p>
       <w:pPr>
         <w:bidi w:val="1"/>
+        <w:jc w:val="both"/>
       </w:pPr>
       <w:r>
         <w:rPr>
@@ -224,6 +235,7 @@
     <w:p>
       <w:pPr>
         <w:bidi w:val="1"/>
+        <w:jc w:val="both"/>
       </w:pPr>
       <w:r>
         <w:rPr>
@@ -243,6 +255,7 @@
     <w:p>
       <w:pPr>
         <w:bidi w:val="1"/>
+        <w:jc w:val="both"/>
       </w:pPr>
       <w:r>
         <w:rPr>
